--- a/document_templates/russian_library/Исковые_заявления/Особое_производство_Установление_фактов_и_статусов/шаблон_Исковое_заявление_об_установлении_факта_несчастного_случая.docx
+++ b/document_templates/russian_library/Исковые_заявления/Особое_производство_Установление_фактов_и_статусов/шаблон_Исковое_заявление_об_установлении_факта_несчастного_случая.docx
@@ -26,7 +26,7 @@
           <w:sz w:val="24"/>
           <w:szCs w:val="24"/>
         </w:rPr>
-        <w:t xml:space="preserve">{{ w_t_w_r_w_r_w_rpr_w_rfonts_w_ascii_times_new_roman_w_hansi_times_new_roman_w_cs_times_new_roman_w_sz_w_val_24_w_szcs_w_val_24_w_lang_w_val_en_us_w_rpr_w_t_court_w_t_w_r_w_r_w_rsidrpr_00d0177a_w_rpr_w_rfonts_w_ascii_times_new_roman_w_hansi_times_new_roman_w_cs_times_new_roman_w_sz_w_val_24_w_szcs_w_val_24_w_rpr_w_t_xml_space_preserve_w_t_w_r_w_r_w_rpr_w_rfonts_w_ascii_times_new_roman_w_hansi_times_new_roman_w_cs_times_new_roman_w_sz_w_val_24_w_szcs_w_val_24_w_lang_w_val_en_us_w_rpr_w_t_name_w_t_w_r_w_r_w_rsidrpr_00d0177a_w_rpr_w_rfonts_w_ascii_times_new_roman_w_hansi_times_new_roman_w_cs_times_new_roman_w_sz_w_val_24_w_szcs_w_val_24_w_rpr_w_t_xml_space_preserve }}</w:t>
+        <w:t xml:space="preserve">{{ court_name }}</w:t>
       </w:r>
     </w:p>
     <w:p>
@@ -45,7 +45,7 @@
           <w:sz w:val="24"/>
           <w:szCs w:val="24"/>
         </w:rPr>
-        <w:t xml:space="preserve">{{ w_t_w_r_w_r_w_rpr_w_rfonts_w_ascii_times_new_roman_w_hansi_times_new_roman_w_cs_times_new_roman_w_sz_w_val_24_w_szcs_w_val_24_w_lang_w_val_en_us_w_rpr_w_t_court_w_t_w_r_w_r_w_rsidrpr_00d0177a_w_rpr_w_rfonts_w_ascii_times_new_roman_w_hansi_times_new_roman_w_cs_times_new_roman_w_sz_w_val_24_w_szcs_w_val_24_w_rpr_w_t_xml_space_preserve_w_t_w_r_w_r_w_rpr_w_rfonts_w_ascii_times_new_roman_w_hansi_times_new_roman_w_cs_times_new_roman_w_sz_w_val_24_w_szcs_w_val_24_w_lang_w_val_en_us_w_rpr_w_t_address_w_t_w_r_w_r_w_rsidrpr_00d0177a_w_rpr_w_rfonts_w_ascii_times_new_roman_w_hansi_times_new_roman_w_cs_times_new_roman_w_sz_w_val_24_w_szcs_w_val_24_w_rpr_w_t_xml_space_preserve }}</w:t>
+        <w:t xml:space="preserve">{{ court_address }}</w:t>
       </w:r>
     </w:p>
     <w:p>
@@ -72,7 +72,7 @@
           <w:sz w:val="24"/>
           <w:szCs w:val="24"/>
         </w:rPr>
-        <w:t xml:space="preserve"> {{ w_t_w_r_w_r_w_rsidr_00d0177a_w_rpr_w_rfonts_w_ascii_times_new_roman_w_hansi_times_new_roman_w_cs_times_new_roman_w_sz_w_val_24_w_szcs_w_val_24_w_lang_w_val_en_us_w_rpr_w_t_applicant_w_t_w_r_w_r_w_rsidr_00d0177a_w_rsidrpr_00d0177a_w_rpr_w_rfonts_w_ascii_times_new_roman_w_hansi_times_new_roman_w_cs_times_new_roman_w_sz_w_val_24_w_szcs_w_val_24_w_rpr_w_t_xml_space_preserve }}</w:t>
+        <w:t xml:space="preserve"> {{ applicant }}</w:t>
       </w:r>
     </w:p>
     <w:p>
@@ -228,7 +228,7 @@
           <w:szCs w:val="24"/>
           <w:lang w:val="en-US"/>
         </w:rPr>
-        <w:t xml:space="preserve">{{ w_t_w_r_w_r_w_rsidr_00d0177a_w_rpr_w_rfonts_w_ascii_times_new_roman_w_hansi_times_new_roman_w_cs_times_new_roman_w_sz_w_val_24_w_szcs_w_val_24_w_lang_w_val_en_us_w_rpr_w_t_applicant_w_t_w_r_w_r_w_rsidr_00d0177a_w_rsidrpr_00d0177a_w_rpr_w_rfonts_w_ascii_times_new_roman_w_hansi_times_new_roman_w_cs_times_new_roman_w_sz_w_val_24_w_szcs_w_val_24_w_lang_w_val_en_us_w_rpr_w_t_xml_space_preserve }}</w:t>
+        <w:t xml:space="preserve">{{ applicant }}</w:t>
       </w:r>
       <w:r>
         <w:rPr>
@@ -280,7 +280,7 @@
           <w:szCs w:val="24"/>
           <w:lang w:val="en-US"/>
         </w:rPr>
-        <w:t xml:space="preserve">{{ w_t_w_r_w_r_w_rsidr_00d0177a_w_rpr_w_rfonts_w_ascii_times_new_roman_w_hansi_times_new_roman_w_cs_times_new_roman_w_sz_w_val_24_w_szcs_w_val_24_w_lang_w_val_en_us_w_rpr_w_t_applicant_w_t_w_r_w_r_w_rsidr_00d0177a_w_rsidrpr_00d0177a_w_rpr_w_rfonts_w_ascii_times_new_roman_w_hansi_times_new_roman_w_cs_times_new_roman_w_sz_w_val_24_w_szcs_w_val_24_w_lang_w_val_en_us_w_rpr_w_t_xml_space_preserve_w_t_w_r_w_r_w_rsidr_00d0177a_w_rpr_w_rfonts_w_ascii_times_new_roman_w_hansi_times_new_roman_w_cs_times_new_roman_w_sz_w_val_24_w_szcs_w_val_24_w_lang_w_val_en_us_w_rpr_w_t_xml_space_preserve_position }} </w:t>
+        <w:t xml:space="preserve">{{ applicant }} </w:t>
       </w:r>
       <w:r>
         <w:rPr>
@@ -323,7 +323,7 @@
           <w:sz w:val="24"/>
           <w:szCs w:val="24"/>
         </w:rPr>
-        <w:t xml:space="preserve">{{ w_t_w_r_w_r_w_rsidr_00d0177a_w_rpr_w_rfonts_w_ascii_times_new_roman_w_hansi_times_new_roman_w_cs_times_new_roman_w_sz_w_val_24_w_szcs_w_val_24_w_lang_w_val_en_us_w_rpr_w_t_accident_w_t_w_r_w_r_w_rsidr_00d0177a_w_rsidrpr_00d0177a_w_rpr_w_rfonts_w_ascii_times_new_roman_w_hansi_times_new_roman_w_cs_times_new_roman_w_sz_w_val_24_w_szcs_w_val_24_w_rpr_w_t_xml_space_preserve_w_t_w_r_w_r_w_rsidr_00d0177a_w_rpr_w_rfonts_w_ascii_times_new_roman_w_hansi_times_new_roman_w_cs_times_new_roman_w_sz_w_val_24_w_szcs_w_val_24_w_lang_w_val_en_us_w_rpr_w_t_name_w_t_w_r_w_r_w_rsidr_00d0177a_w_rsidrpr_00d0177a_w_rpr_w_rfonts_w_ascii_times_new_roman_w_hansi_times_new_roman_w_cs_times_new_roman_w_sz_w_val_24_w_szcs_w_val_24_w_rpr_w_t_xml_space_preserve }}</w:t>
+        <w:t xml:space="preserve">{{ accident_name }}</w:t>
       </w:r>
       <w:r>
         <w:rPr>
@@ -339,7 +339,7 @@
           <w:sz w:val="24"/>
           <w:szCs w:val="24"/>
         </w:rPr>
-        <w:t xml:space="preserve">{{ w_t_w_r_w_r_w_rsidr_00d0177a_w_rpr_w_rfonts_w_ascii_times_new_roman_w_hansi_times_new_roman_w_cs_times_new_roman_w_sz_w_val_24_w_szcs_w_val_24_w_lang_w_val_en_us_w_rpr_w_t_accident_w_t_w_r_w_r_w_rsidr_00d0177a_w_rsidrpr_00d0177a_w_rpr_w_rfonts_w_ascii_times_new_roman_w_hansi_times_new_roman_w_cs_times_new_roman_w_sz_w_val_24_w_szcs_w_val_24_w_rpr_w_t_xml_space_preserve_w_t_w_r_w_r_w_rsidr_00d0177a_w_rpr_w_rfonts_w_ascii_times_new_roman_w_hansi_times_new_roman_w_cs_times_new_roman_w_sz_w_val_24_w_szcs_w_val_24_w_lang_w_val_en_us_w_rpr_w_t_location_w_t_w_r_w_r_w_rsidr_00d0177a_w_rsidrpr_00d0177a_w_rpr_w_rfonts_w_ascii_times_new_roman_w_hansi_times_new_roman_w_cs_times_new_roman_w_sz_w_val_24_w_szcs_w_val_24_w_rpr_w_t_xml_space_preserve }}</w:t>
+        <w:t xml:space="preserve">{{ accident_location }}</w:t>
       </w:r>
       <w:r>
         <w:rPr>
@@ -355,7 +355,7 @@
           <w:sz w:val="24"/>
           <w:szCs w:val="24"/>
         </w:rPr>
-        <w:t xml:space="preserve">{{ w_t_w_r_w_r_w_rsidr_00d0177a_w_rpr_w_rfonts_w_ascii_times_new_roman_w_hansi_times_new_roman_w_cs_times_new_roman_w_sz_w_val_24_w_szcs_w_val_24_w_lang_w_val_en_us_w_rpr_w_t_reason_w_t_w_r_w_r_w_rsidr_00d0177a_w_rsidrpr_00d0177a_w_rpr_w_rfonts_w_ascii_times_new_roman_w_hansi_times_new_roman_w_cs_times_new_roman_w_sz_w_val_24_w_szcs_w_val_24_w_rpr_w_t_xml_space_preserve_w_t_w_r_w_r_w_rsidr_00d0177a_w_rpr_w_rfonts_w_ascii_times_new_roman_w_hansi_times_new_roman_w_cs_times_new_roman_w_sz_w_val_24_w_szcs_w_val_24_w_lang_w_val_en_us_w_rpr_w_t_for_w_t_w_r_w_r_w_rsidr_00d0177a_w_rsidrpr_00d0177a_w_rpr_w_rfonts_w_ascii_times_new_roman_w_hansi_times_new_roman_w_cs_times_new_roman_w_sz_w_val_24_w_szcs_w_val_24_w_rpr_w_t_xml_space_preserve_w_t_w_r_w_r_w_rsidr_00d0177a_w_rpr_w_rfonts_w_ascii_times_new_roman_w_hansi_times_new_roman_w_cs_times_new_roman_w_sz_w_val_24_w_szcs_w_val_24_w_lang_w_val_en_us_w_rpr_w_t_host_w_t_w_r_w_r_w_rsidr_00d0177a_w_rsidrpr_00d0177a_w_rpr_w_rfonts_w_ascii_times_new_roman_w_hansi_times_new_roman_w_cs_times_new_roman_w_sz_w_val_24_w_szcs_w_val_24_w_rpr_w_t_xml_space_preserve_w_t_w_r_w_r_w_rsidr_00d0177a_w_rpr_w_rfonts_w_ascii_times_new_roman_w_hansi_times_new_roman_w_cs_times_new_roman_w_sz_w_val_24_w_szcs_w_val_24_w_lang_w_val_en_us_w_rpr_w_t_act_w_t_w_r_w_r_w_rsidr_00d0177a_w_rsidrpr_00d0177a_w_rpr_w_rfonts_w_ascii_times_new_roman_w_hansi_times_new_roman_w_cs_times_new_roman_w_sz_w_val_24_w_szcs_w_val_24_w_rpr_w_t_xml_space_preserve }}</w:t>
+        <w:t xml:space="preserve">{{ reason_for_host_act }}</w:t>
       </w:r>
       <w:r>
         <w:rPr>
@@ -389,7 +389,7 @@
           <w:sz w:val="24"/>
           <w:szCs w:val="24"/>
         </w:rPr>
-        <w:t xml:space="preserve"> {{ w_t_w_r_w_r_w_rsidr_00d0177a_w_rpr_w_rfonts_w_ascii_times_new_roman_w_hansi_times_new_roman_w_cs_times_new_roman_w_sz_w_val_24_w_szcs_w_val_24_w_lang_w_val_en_us_w_rpr_w_t_evidence_list }}</w:t>
+        <w:t xml:space="preserve"> {{ evidence_list }}</w:t>
       </w:r>
       <w:r>
         <w:rPr>
@@ -448,7 +448,7 @@
           <w:sz w:val="24"/>
           <w:szCs w:val="24"/>
         </w:rPr>
-        <w:t xml:space="preserve">{{ w_t_w_r_w_r_w_rsidr_00d0177a_w_rpr_w_rfonts_w_ascii_times_new_roman_w_hansi_times_new_roman_w_cs_times_new_roman_w_sz_w_val_24_w_szcs_w_val_24_w_lang_w_val_en_us_w_rpr_w_t_employer_w_t_w_r_w_r_w_rsidr_00d0177a_w_rsidrpr_00d0177a_w_rpr_w_rfonts_w_ascii_times_new_roman_w_hansi_times_new_roman_w_cs_times_new_roman_w_sz_w_val_24_w_szcs_w_val_24_w_rpr_w_t_xml_space_preserve_w_t_w_r_w_r_w_rsidr_00d0177a_w_rpr_w_rfonts_w_ascii_times_new_roman_w_hansi_times_new_roman_w_cs_times_new_roman_w_sz_w_val_24_w_szcs_w_val_24_w_lang_w_val_en_us_w_rpr_w_t_name_w_t_w_r_w_r_w_rsidr_00d0177a_w_rsidrpr_00d0177a_w_rpr_w_rfonts_w_ascii_times_new_roman_w_hansi_times_new_roman_w_cs_times_new_roman_w_sz_w_val_24_w_szcs_w_val_24_w_rpr_w_t_xml_space_preserve }} {{ w_t_w_r_w_r_w_rsidr_00d0177a_w_rpr_w_rfonts_w_ascii_times_new_roman_w_hansi_times_new_roman_w_cs_times_new_roman_w_sz_w_val_24_w_szcs_w_val_24_w_lang_w_val_en_us_w_rpr_w_t_date_w_t_w_r_w_r_w_rsidr_00d0177a_w_rsidrpr_00d0177a_w_rpr_w_rfonts_w_ascii_times_new_roman_w_hansi_times_new_roman_w_cs_times_new_roman_w_sz_w_val_24_w_szcs_w_val_24_w_rpr_w_t_xml_space_preserve_w_t_w_r_w_r_w_rsidr_00d0177a_w_rpr_w_rfonts_w_ascii_times_new_roman_w_hansi_times_new_roman_w_cs_times_new_roman_w_sz_w_val_24_w_szcs_w_val_24_w_lang_w_val_en_us_w_rpr_w_t_accident_w_t_w_r_w_r_w_rsidr_00d0177a_w_rsidrpr_00d0177a_w_rpr_w_rfonts_w_ascii_times_new_roman_w_hansi_times_new_roman_w_cs_times_new_roman_w_sz_w_val_24_w_szcs_w_val_24_w_rpr_w_t_xml_space_preserve }}</w:t>
+        <w:t xml:space="preserve">{{ employer_name }} {{ date_accident }}</w:t>
       </w:r>
       <w:r>
         <w:rPr>
